--- a/system_info/system_info.docx
+++ b/system_info/system_info.docx
@@ -375,7 +375,7 @@
         <w:rPr>
           <w:rStyle w:val="VerbatimChar"/>
         </w:rPr>
-        <w:t xml:space="preserve">Operating System: Linux 6.11.0-1018-azure</w:t>
+        <w:t xml:space="preserve">Operating System: Linux 6.14.0-1017-azure</w:t>
       </w:r>
       <w:r>
         <w:br/>
@@ -411,7 +411,7 @@
         <w:rPr>
           <w:rStyle w:val="VerbatimChar"/>
         </w:rPr>
-        <w:t xml:space="preserve">Total Memory (MB): 15994.89</w:t>
+        <w:t xml:space="preserve">Total Memory (MB): 15989.49</w:t>
       </w:r>
       <w:r>
         <w:br/>
@@ -420,7 +420,7 @@
         <w:rPr>
           <w:rStyle w:val="VerbatimChar"/>
         </w:rPr>
-        <w:t xml:space="preserve">Available Memory (MB): 14659.43</w:t>
+        <w:t xml:space="preserve">Available Memory (MB): 14567.69</w:t>
       </w:r>
     </w:p>
     <w:sectPr>
